--- a/Entity Relationship diagram.docx
+++ b/Entity Relationship diagram.docx
@@ -5,8 +5,16 @@
     <w:p>
       <w:pPr>
         <w:pStyle w:val="IntenseQuote"/>
-      </w:pPr>
-      <w:r>
+        <w:rPr>
+          <w:sz w:val="40"/>
+          <w:szCs w:val="40"/>
+        </w:rPr>
+      </w:pPr>
+      <w:r>
+        <w:rPr>
+          <w:sz w:val="40"/>
+          <w:szCs w:val="40"/>
+        </w:rPr>
         <w:t>Entity Relationship Diagram</w:t>
       </w:r>
     </w:p>
@@ -16,423 +24,875 @@
       </w:pPr>
     </w:p>
     <w:p>
-      <w:r>
+      <w:pPr>
+        <w:rPr>
+          <w:sz w:val="28"/>
+          <w:szCs w:val="28"/>
+        </w:rPr>
+      </w:pPr>
+      <w:r>
+        <w:rPr>
+          <w:sz w:val="28"/>
+          <w:szCs w:val="28"/>
+        </w:rPr>
         <w:t xml:space="preserve">The Entity Relationship Diagram (ERD) illustrates the database design of the </w:t>
       </w:r>
       <w:proofErr w:type="spellStart"/>
       <w:r>
+        <w:rPr>
+          <w:sz w:val="28"/>
+          <w:szCs w:val="28"/>
+        </w:rPr>
         <w:t>OptiCrop</w:t>
       </w:r>
       <w:proofErr w:type="spellEnd"/>
       <w:r>
+        <w:rPr>
+          <w:sz w:val="28"/>
+          <w:szCs w:val="28"/>
+        </w:rPr>
         <w:t xml:space="preserve"> Smart Agricultural Production Optimization System. It defines the major entities involved in crop recommendation and shows how they interact to support intelligent agricultural decision-making.</w:t>
       </w:r>
     </w:p>
+    <w:p>
+      <w:pPr>
+        <w:rPr>
+          <w:sz w:val="28"/>
+          <w:szCs w:val="28"/>
+        </w:rPr>
+      </w:pPr>
+    </w:p>
+    <w:p>
+      <w:pPr>
+        <w:pStyle w:val="NoSpacing"/>
+        <w:rPr>
+          <w:rStyle w:val="IntenseReference"/>
+          <w:sz w:val="32"/>
+          <w:szCs w:val="32"/>
+        </w:rPr>
+      </w:pPr>
+      <w:r>
+        <w:rPr>
+          <w:rStyle w:val="IntenseReference"/>
+          <w:sz w:val="32"/>
+          <w:szCs w:val="32"/>
+        </w:rPr>
+        <w:t>Entities Included</w:t>
+      </w:r>
+    </w:p>
     <w:p/>
     <w:p>
       <w:pPr>
-        <w:pStyle w:val="NoSpacing"/>
+        <w:rPr>
+          <w:rStyle w:val="SubtleEmphasis"/>
+          <w:sz w:val="24"/>
+        </w:rPr>
+      </w:pPr>
+      <w:r>
+        <w:rPr>
+          <w:rStyle w:val="SubtleEmphasis"/>
+          <w:sz w:val="24"/>
+        </w:rPr>
+        <w:t>The ER model contains the following entities:</w:t>
+      </w:r>
+    </w:p>
+    <w:p>
+      <w:pPr>
+        <w:ind w:left="0" w:firstLine="0"/>
+        <w:rPr>
+          <w:sz w:val="24"/>
+        </w:rPr>
+      </w:pPr>
+      <w:r>
+        <w:rPr>
+          <w:sz w:val="24"/>
+        </w:rPr>
+        <w:t>- User</w:t>
+      </w:r>
+    </w:p>
+    <w:p>
+      <w:pPr>
+        <w:rPr>
+          <w:sz w:val="24"/>
+        </w:rPr>
+      </w:pPr>
+      <w:r>
+        <w:rPr>
+          <w:sz w:val="24"/>
+        </w:rPr>
+        <w:t xml:space="preserve">- </w:t>
+      </w:r>
+      <w:proofErr w:type="spellStart"/>
+      <w:r>
+        <w:rPr>
+          <w:sz w:val="24"/>
+        </w:rPr>
+        <w:t>SoilData</w:t>
+      </w:r>
+      <w:proofErr w:type="spellEnd"/>
+    </w:p>
+    <w:p>
+      <w:pPr>
+        <w:rPr>
+          <w:sz w:val="24"/>
+        </w:rPr>
+      </w:pPr>
+      <w:r>
+        <w:rPr>
+          <w:sz w:val="24"/>
+        </w:rPr>
+        <w:t>- Crop</w:t>
+      </w:r>
+    </w:p>
+    <w:p>
+      <w:pPr>
+        <w:rPr>
+          <w:sz w:val="24"/>
+        </w:rPr>
+      </w:pPr>
+      <w:r>
+        <w:rPr>
+          <w:sz w:val="24"/>
+        </w:rPr>
+        <w:t>- Dataset</w:t>
+      </w:r>
+    </w:p>
+    <w:p>
+      <w:pPr>
+        <w:rPr>
+          <w:sz w:val="24"/>
+        </w:rPr>
+      </w:pPr>
+      <w:r>
+        <w:rPr>
+          <w:sz w:val="24"/>
+        </w:rPr>
+        <w:t xml:space="preserve">- </w:t>
+      </w:r>
+      <w:proofErr w:type="spellStart"/>
+      <w:r>
+        <w:rPr>
+          <w:sz w:val="24"/>
+        </w:rPr>
+        <w:t>MLModel</w:t>
+      </w:r>
+      <w:proofErr w:type="spellEnd"/>
+    </w:p>
+    <w:p>
+      <w:pPr>
+        <w:rPr>
+          <w:sz w:val="24"/>
+        </w:rPr>
+      </w:pPr>
+      <w:r>
+        <w:rPr>
+          <w:sz w:val="24"/>
+        </w:rPr>
+        <w:t>- Prediction</w:t>
+      </w:r>
+    </w:p>
+    <w:p>
+      <w:pPr>
+        <w:rPr>
+          <w:sz w:val="24"/>
+        </w:rPr>
+      </w:pPr>
+      <w:r>
+        <w:rPr>
+          <w:sz w:val="24"/>
+        </w:rPr>
+        <w:t>- Report</w:t>
+      </w:r>
+    </w:p>
+    <w:p>
+      <w:pPr>
+        <w:pStyle w:val="Subtitle"/>
+        <w:rPr>
+          <w:sz w:val="28"/>
+          <w:szCs w:val="28"/>
+        </w:rPr>
+      </w:pPr>
+      <w:r>
+        <w:rPr>
+          <w:sz w:val="28"/>
+          <w:szCs w:val="28"/>
+        </w:rPr>
+        <w:t>Each entity contains a unique identifier:</w:t>
+      </w:r>
+    </w:p>
+    <w:p>
+      <w:pPr>
+        <w:rPr>
+          <w:sz w:val="28"/>
+          <w:szCs w:val="28"/>
+        </w:rPr>
+      </w:pPr>
+      <w:r>
+        <w:rPr>
+          <w:rStyle w:val="Heading4Char"/>
+          <w:sz w:val="28"/>
+          <w:szCs w:val="28"/>
+        </w:rPr>
+        <w:t xml:space="preserve">Primary </w:t>
+      </w:r>
+      <w:r>
+        <w:rPr>
+          <w:rStyle w:val="Heading4Char"/>
+          <w:sz w:val="28"/>
+          <w:szCs w:val="28"/>
+        </w:rPr>
+        <w:t xml:space="preserve">keys                                                         </w:t>
+      </w:r>
+      <w:proofErr w:type="spellStart"/>
+      <w:r>
+        <w:rPr>
+          <w:rStyle w:val="Heading4Char"/>
+          <w:sz w:val="28"/>
+          <w:szCs w:val="28"/>
+        </w:rPr>
+        <w:t>Foregin</w:t>
+      </w:r>
+      <w:proofErr w:type="spellEnd"/>
+      <w:r>
+        <w:rPr>
+          <w:rStyle w:val="Heading4Char"/>
+          <w:sz w:val="28"/>
+          <w:szCs w:val="28"/>
+        </w:rPr>
+        <w:t xml:space="preserve">  keys</w:t>
+      </w:r>
+    </w:p>
+    <w:p>
+      <w:pPr>
+        <w:rPr>
+          <w:sz w:val="20"/>
+          <w:szCs w:val="20"/>
+        </w:rPr>
+      </w:pPr>
+      <w:r>
+        <w:rPr>
+          <w:sz w:val="20"/>
+          <w:szCs w:val="20"/>
+        </w:rPr>
+        <w:t xml:space="preserve">- User: </w:t>
+      </w:r>
+      <w:proofErr w:type="spellStart"/>
+      <w:r>
+        <w:rPr>
+          <w:sz w:val="20"/>
+          <w:szCs w:val="20"/>
+        </w:rPr>
+        <w:t>user_id</w:t>
+      </w:r>
+      <w:proofErr w:type="spellEnd"/>
+      <w:r>
+        <w:rPr>
+          <w:sz w:val="20"/>
+          <w:szCs w:val="20"/>
+        </w:rPr>
+        <w:t xml:space="preserve">                                                       - </w:t>
+      </w:r>
+      <w:proofErr w:type="spellStart"/>
+      <w:r>
+        <w:rPr>
+          <w:sz w:val="20"/>
+          <w:szCs w:val="20"/>
+        </w:rPr>
+        <w:t>SoilData</w:t>
+      </w:r>
+      <w:proofErr w:type="spellEnd"/>
+      <w:r>
+        <w:rPr>
+          <w:sz w:val="20"/>
+          <w:szCs w:val="20"/>
+        </w:rPr>
+        <w:t xml:space="preserve"> references User through </w:t>
+      </w:r>
+      <w:proofErr w:type="spellStart"/>
+      <w:r>
+        <w:rPr>
+          <w:sz w:val="20"/>
+          <w:szCs w:val="20"/>
+        </w:rPr>
+        <w:t>user_id</w:t>
+      </w:r>
+      <w:proofErr w:type="spellEnd"/>
+      <w:r>
+        <w:rPr>
+          <w:sz w:val="20"/>
+          <w:szCs w:val="20"/>
+        </w:rPr>
+        <w:t>.</w:t>
+      </w:r>
+    </w:p>
+    <w:p>
+      <w:pPr>
+        <w:rPr>
+          <w:sz w:val="20"/>
+          <w:szCs w:val="20"/>
+        </w:rPr>
+      </w:pPr>
+      <w:r>
+        <w:rPr>
+          <w:sz w:val="20"/>
+          <w:szCs w:val="20"/>
+        </w:rPr>
+        <w:t xml:space="preserve">- </w:t>
+      </w:r>
+      <w:proofErr w:type="spellStart"/>
+      <w:r>
+        <w:rPr>
+          <w:sz w:val="20"/>
+          <w:szCs w:val="20"/>
+        </w:rPr>
+        <w:t>SoilData</w:t>
+      </w:r>
+      <w:proofErr w:type="spellEnd"/>
+      <w:r>
+        <w:rPr>
+          <w:sz w:val="20"/>
+          <w:szCs w:val="20"/>
+        </w:rPr>
+        <w:t>: soil_id</w:t>
+      </w:r>
+      <w:r>
+        <w:rPr>
+          <w:sz w:val="20"/>
+          <w:szCs w:val="20"/>
+        </w:rPr>
+        <w:t xml:space="preserve">                                                   - Prediction references </w:t>
+      </w:r>
+      <w:proofErr w:type="spellStart"/>
+      <w:r>
+        <w:rPr>
+          <w:sz w:val="20"/>
+          <w:szCs w:val="20"/>
+        </w:rPr>
+        <w:t>SoilData</w:t>
+      </w:r>
+      <w:proofErr w:type="spellEnd"/>
+      <w:r>
+        <w:rPr>
+          <w:sz w:val="20"/>
+          <w:szCs w:val="20"/>
+        </w:rPr>
+        <w:t xml:space="preserve"> through </w:t>
+      </w:r>
+      <w:proofErr w:type="spellStart"/>
+      <w:r>
+        <w:rPr>
+          <w:sz w:val="20"/>
+          <w:szCs w:val="20"/>
+        </w:rPr>
+        <w:t>soil_id</w:t>
+      </w:r>
+      <w:proofErr w:type="spellEnd"/>
+      <w:r>
+        <w:rPr>
+          <w:sz w:val="20"/>
+          <w:szCs w:val="20"/>
+        </w:rPr>
+        <w:t>.</w:t>
+      </w:r>
+    </w:p>
+    <w:p>
+      <w:pPr>
+        <w:ind w:left="0" w:firstLine="0"/>
+        <w:rPr>
+          <w:sz w:val="20"/>
+          <w:szCs w:val="20"/>
+        </w:rPr>
+      </w:pPr>
+      <w:r>
+        <w:rPr>
+          <w:sz w:val="20"/>
+          <w:szCs w:val="20"/>
+        </w:rPr>
+        <w:t xml:space="preserve">- Crop: </w:t>
+      </w:r>
+      <w:proofErr w:type="spellStart"/>
+      <w:r>
+        <w:rPr>
+          <w:sz w:val="20"/>
+          <w:szCs w:val="20"/>
+        </w:rPr>
+        <w:t>crop_id</w:t>
+      </w:r>
+      <w:proofErr w:type="spellEnd"/>
+      <w:r>
+        <w:rPr>
+          <w:sz w:val="20"/>
+          <w:szCs w:val="20"/>
+        </w:rPr>
+        <w:t xml:space="preserve">                                                       - Prediction references Crop through </w:t>
+      </w:r>
+      <w:proofErr w:type="spellStart"/>
+      <w:r>
+        <w:rPr>
+          <w:sz w:val="20"/>
+          <w:szCs w:val="20"/>
+        </w:rPr>
+        <w:t>crop_id</w:t>
+      </w:r>
+      <w:proofErr w:type="spellEnd"/>
+      <w:r>
+        <w:rPr>
+          <w:sz w:val="20"/>
+          <w:szCs w:val="20"/>
+        </w:rPr>
+        <w:t xml:space="preserve">                                                                                        </w:t>
+      </w:r>
+    </w:p>
+    <w:p>
+      <w:pPr>
+        <w:rPr>
+          <w:sz w:val="20"/>
+          <w:szCs w:val="20"/>
+        </w:rPr>
+      </w:pPr>
+      <w:r>
+        <w:rPr>
+          <w:sz w:val="20"/>
+          <w:szCs w:val="20"/>
+        </w:rPr>
+        <w:t xml:space="preserve">- </w:t>
+      </w:r>
+      <w:proofErr w:type="spellStart"/>
+      <w:r>
+        <w:rPr>
+          <w:sz w:val="20"/>
+          <w:szCs w:val="20"/>
+        </w:rPr>
+        <w:t>MLModel</w:t>
+      </w:r>
+      <w:proofErr w:type="spellEnd"/>
+      <w:r>
+        <w:rPr>
+          <w:sz w:val="20"/>
+          <w:szCs w:val="20"/>
+        </w:rPr>
+        <w:t xml:space="preserve">: </w:t>
+      </w:r>
+      <w:proofErr w:type="spellStart"/>
+      <w:r>
+        <w:rPr>
+          <w:sz w:val="20"/>
+          <w:szCs w:val="20"/>
+        </w:rPr>
+        <w:t>model_id</w:t>
+      </w:r>
+      <w:proofErr w:type="spellEnd"/>
+      <w:r>
+        <w:rPr>
+          <w:sz w:val="20"/>
+          <w:szCs w:val="20"/>
+        </w:rPr>
+        <w:t xml:space="preserve">                                              - Prediction references </w:t>
+      </w:r>
+      <w:proofErr w:type="spellStart"/>
+      <w:r>
+        <w:rPr>
+          <w:sz w:val="20"/>
+          <w:szCs w:val="20"/>
+        </w:rPr>
+        <w:t>MLModel</w:t>
+      </w:r>
+      <w:proofErr w:type="spellEnd"/>
+      <w:r>
+        <w:rPr>
+          <w:sz w:val="20"/>
+          <w:szCs w:val="20"/>
+        </w:rPr>
+        <w:t xml:space="preserve"> through </w:t>
+      </w:r>
+      <w:proofErr w:type="spellStart"/>
+      <w:r>
+        <w:rPr>
+          <w:sz w:val="20"/>
+          <w:szCs w:val="20"/>
+        </w:rPr>
+        <w:t>model_id</w:t>
+      </w:r>
+      <w:proofErr w:type="spellEnd"/>
+      <w:r>
+        <w:rPr>
+          <w:sz w:val="20"/>
+          <w:szCs w:val="20"/>
+        </w:rPr>
+        <w:t>.</w:t>
+      </w:r>
+    </w:p>
+    <w:p>
+      <w:pPr>
+        <w:rPr>
+          <w:sz w:val="20"/>
+          <w:szCs w:val="20"/>
+        </w:rPr>
+      </w:pPr>
+      <w:r>
+        <w:rPr>
+          <w:sz w:val="20"/>
+          <w:szCs w:val="20"/>
+        </w:rPr>
+        <w:t xml:space="preserve">- Report: </w:t>
+      </w:r>
+      <w:proofErr w:type="spellStart"/>
+      <w:r>
+        <w:rPr>
+          <w:sz w:val="20"/>
+          <w:szCs w:val="20"/>
+        </w:rPr>
+        <w:t>report_id</w:t>
+      </w:r>
+      <w:proofErr w:type="spellEnd"/>
+      <w:r>
+        <w:rPr>
+          <w:sz w:val="20"/>
+          <w:szCs w:val="20"/>
+        </w:rPr>
+        <w:t xml:space="preserve">                                                 - Report references Prediction through </w:t>
+      </w:r>
+      <w:proofErr w:type="spellStart"/>
+      <w:r>
+        <w:rPr>
+          <w:sz w:val="20"/>
+          <w:szCs w:val="20"/>
+        </w:rPr>
+        <w:t>prediction_id</w:t>
+      </w:r>
+      <w:proofErr w:type="spellEnd"/>
+      <w:r>
+        <w:rPr>
+          <w:sz w:val="20"/>
+          <w:szCs w:val="20"/>
+        </w:rPr>
+        <w:t>.</w:t>
+      </w:r>
+    </w:p>
+    <w:p>
+      <w:pPr>
+        <w:rPr>
+          <w:sz w:val="20"/>
+          <w:szCs w:val="20"/>
+        </w:rPr>
+      </w:pPr>
+      <w:r>
+        <w:rPr>
+          <w:sz w:val="20"/>
+          <w:szCs w:val="20"/>
+        </w:rPr>
+        <w:t xml:space="preserve">- Dataset: </w:t>
+      </w:r>
+      <w:proofErr w:type="spellStart"/>
+      <w:r>
+        <w:rPr>
+          <w:sz w:val="20"/>
+          <w:szCs w:val="20"/>
+        </w:rPr>
+        <w:t>dataset_id</w:t>
+      </w:r>
+      <w:proofErr w:type="spellEnd"/>
+      <w:r>
+        <w:rPr>
+          <w:sz w:val="20"/>
+          <w:szCs w:val="20"/>
+        </w:rPr>
+        <w:t xml:space="preserve">   </w:t>
+      </w:r>
+    </w:p>
+    <w:p>
+      <w:pPr>
+        <w:rPr>
+          <w:sz w:val="20"/>
+          <w:szCs w:val="20"/>
+        </w:rPr>
+      </w:pPr>
+      <w:r>
+        <w:rPr>
+          <w:sz w:val="20"/>
+          <w:szCs w:val="20"/>
+        </w:rPr>
+        <w:t xml:space="preserve">- Prediction: </w:t>
+      </w:r>
+      <w:proofErr w:type="spellStart"/>
+      <w:r>
+        <w:rPr>
+          <w:sz w:val="20"/>
+          <w:szCs w:val="20"/>
+        </w:rPr>
+        <w:t>prediction_id</w:t>
+      </w:r>
+      <w:proofErr w:type="spellEnd"/>
+    </w:p>
+    <w:p>
+      <w:pPr>
+        <w:rPr>
+          <w:sz w:val="20"/>
+          <w:szCs w:val="20"/>
+        </w:rPr>
+      </w:pPr>
+    </w:p>
+    <w:p>
+      <w:pPr>
+        <w:ind w:left="0" w:firstLine="0"/>
+        <w:rPr>
+          <w:rStyle w:val="IntenseEmphasis"/>
+          <w:sz w:val="24"/>
+        </w:rPr>
+      </w:pPr>
+      <w:r>
+        <w:rPr>
+          <w:rStyle w:val="IntenseEmphasis"/>
+          <w:sz w:val="24"/>
+        </w:rPr>
+        <w:t>Relationships</w:t>
+      </w:r>
+    </w:p>
+    <w:p>
+      <w:pPr>
+        <w:ind w:left="0" w:firstLine="0"/>
+        <w:rPr>
+          <w:sz w:val="24"/>
+        </w:rPr>
+      </w:pPr>
+      <w:r>
+        <w:rPr>
+          <w:sz w:val="24"/>
+        </w:rPr>
+        <w:t>- A user can submit multiple soil records for analysis.</w:t>
+      </w:r>
+    </w:p>
+    <w:p>
+      <w:pPr>
+        <w:rPr>
+          <w:sz w:val="24"/>
+        </w:rPr>
+      </w:pPr>
+      <w:r>
+        <w:rPr>
+          <w:sz w:val="24"/>
+        </w:rPr>
+        <w:lastRenderedPageBreak/>
+        <w:t>- Each soil record is processed to generate crop recommendations.</w:t>
+      </w:r>
+    </w:p>
+    <w:p>
+      <w:pPr>
+        <w:rPr>
+          <w:sz w:val="24"/>
+        </w:rPr>
+      </w:pPr>
+      <w:r>
+        <w:rPr>
+          <w:sz w:val="24"/>
+        </w:rPr>
+        <w:t>- A crop may appear in multiple prediction results.</w:t>
+      </w:r>
+    </w:p>
+    <w:p>
+      <w:pPr>
+        <w:rPr>
+          <w:sz w:val="24"/>
+        </w:rPr>
+      </w:pPr>
+      <w:r>
+        <w:rPr>
+          <w:sz w:val="24"/>
+        </w:rPr>
+        <w:t>- One machine learning model can generate many predictions.</w:t>
+      </w:r>
+    </w:p>
+    <w:p>
+      <w:pPr>
+        <w:rPr>
+          <w:sz w:val="24"/>
+        </w:rPr>
+      </w:pPr>
+      <w:r>
+        <w:rPr>
+          <w:sz w:val="24"/>
+        </w:rPr>
+        <w:t>- A dataset can be used to train multiple machine learning models.</w:t>
+      </w:r>
+    </w:p>
+    <w:p>
+      <w:r>
+        <w:rPr>
+          <w:sz w:val="24"/>
+        </w:rPr>
+        <w:t>- Prediction outputs are used to generate recommendation reports</w:t>
+      </w:r>
+      <w:r>
+        <w:t>.</w:t>
+      </w:r>
+    </w:p>
+    <w:p/>
+    <w:p>
+      <w:pPr>
+        <w:rPr>
+          <w:rStyle w:val="IntenseEmphasis"/>
+          <w:sz w:val="28"/>
+          <w:szCs w:val="28"/>
+        </w:rPr>
+      </w:pPr>
+      <w:r>
+        <w:rPr>
+          <w:rStyle w:val="IntenseEmphasis"/>
+          <w:sz w:val="28"/>
+          <w:szCs w:val="28"/>
+        </w:rPr>
+        <w:t>Database Structure</w:t>
+      </w:r>
+    </w:p>
+    <w:p>
+      <w:pPr>
+        <w:ind w:left="0" w:firstLine="0"/>
+      </w:pPr>
+      <w:r>
+        <w:rPr>
+          <w:sz w:val="24"/>
+        </w:rPr>
+        <w:t xml:space="preserve">      </w:t>
+      </w:r>
+      <w:r>
+        <w:rPr>
+          <w:sz w:val="24"/>
+        </w:rPr>
+        <w:t>The ERD separates agricultural data, crop information, prediction records, datasets, machine learning models, and reports into distinct entities. This approach improves maintainability, reduces data duplication, and supports efficient storage and retrieval of information</w:t>
+      </w:r>
+      <w:r>
+        <w:t>.</w:t>
+      </w:r>
+    </w:p>
+    <w:p>
+      <w:pPr>
+        <w:ind w:left="0" w:firstLine="0"/>
+        <w:rPr>
+          <w:rStyle w:val="IntenseEmphasis"/>
+        </w:rPr>
+      </w:pPr>
+    </w:p>
+    <w:p>
+      <w:pPr>
+        <w:ind w:left="0" w:firstLine="0"/>
+        <w:rPr>
+          <w:rStyle w:val="IntenseEmphasis"/>
+          <w:sz w:val="28"/>
+          <w:szCs w:val="28"/>
+        </w:rPr>
+      </w:pPr>
+      <w:r>
+        <w:rPr>
+          <w:rStyle w:val="IntenseEmphasis"/>
+          <w:sz w:val="28"/>
+          <w:szCs w:val="28"/>
+        </w:rPr>
+        <w:t>The ER model supports:</w:t>
+      </w:r>
+    </w:p>
+    <w:p>
+      <w:pPr>
+        <w:ind w:left="0" w:firstLine="0"/>
+        <w:rPr>
+          <w:sz w:val="24"/>
+        </w:rPr>
+      </w:pPr>
+      <w:r>
+        <w:rPr>
+          <w:sz w:val="24"/>
+        </w:rPr>
+        <w:t>- Collection and management of soil information.</w:t>
+      </w:r>
+    </w:p>
+    <w:p>
+      <w:pPr>
+        <w:rPr>
+          <w:sz w:val="24"/>
+        </w:rPr>
+      </w:pPr>
+      <w:r>
+        <w:rPr>
+          <w:sz w:val="24"/>
+        </w:rPr>
+        <w:t>- Storage of environmental parameters.</w:t>
+      </w:r>
+    </w:p>
+    <w:p>
+      <w:pPr>
+        <w:rPr>
+          <w:sz w:val="24"/>
+        </w:rPr>
+      </w:pPr>
+      <w:r>
+        <w:rPr>
+          <w:sz w:val="24"/>
+        </w:rPr>
+        <w:t>- Crop prediction using machine learning techniques.</w:t>
+      </w:r>
+    </w:p>
+    <w:p>
+      <w:pPr>
+        <w:rPr>
+          <w:sz w:val="24"/>
+        </w:rPr>
+      </w:pPr>
+      <w:r>
+        <w:rPr>
+          <w:sz w:val="24"/>
+        </w:rPr>
+        <w:t>- Management of training datasets and models.</w:t>
+      </w:r>
+    </w:p>
+    <w:p>
+      <w:pPr>
+        <w:rPr>
+          <w:sz w:val="24"/>
+        </w:rPr>
+      </w:pPr>
+      <w:r>
+        <w:rPr>
+          <w:sz w:val="24"/>
+        </w:rPr>
+        <w:t>- Generation of crop recommendation reports.</w:t>
+      </w:r>
+    </w:p>
+    <w:p>
+      <w:pPr>
+        <w:rPr>
+          <w:sz w:val="24"/>
+        </w:rPr>
+      </w:pPr>
+      <w:r>
+        <w:rPr>
+          <w:sz w:val="24"/>
+        </w:rPr>
+        <w:t>- Support for data-driven farming decisions.</w:t>
+      </w:r>
+    </w:p>
+    <w:p/>
+    <w:p>
+      <w:pPr>
         <w:rPr>
           <w:rStyle w:val="IntenseReference"/>
+          <w:sz w:val="28"/>
+          <w:szCs w:val="28"/>
         </w:rPr>
       </w:pPr>
       <w:r>
         <w:rPr>
           <w:rStyle w:val="IntenseReference"/>
-        </w:rPr>
-        <w:t>Entities Included</w:t>
-      </w:r>
-    </w:p>
-    <w:p/>
-    <w:p>
-      <w:pPr>
-        <w:rPr>
-          <w:rStyle w:val="SubtleEmphasis"/>
-        </w:rPr>
-      </w:pPr>
-      <w:r>
-        <w:rPr>
-          <w:rStyle w:val="SubtleEmphasis"/>
-        </w:rPr>
-        <w:t>The ER model contains the following entities:</w:t>
-      </w:r>
-    </w:p>
-    <w:p>
-      <w:pPr>
-        <w:ind w:left="0" w:firstLine="0"/>
-      </w:pPr>
-      <w:r>
-        <w:t>- User</w:t>
-      </w:r>
-    </w:p>
-    <w:p>
-      <w:r>
-        <w:t xml:space="preserve">- </w:t>
-      </w:r>
-      <w:proofErr w:type="spellStart"/>
-      <w:r>
-        <w:t>SoilData</w:t>
-      </w:r>
-      <w:proofErr w:type="spellEnd"/>
-    </w:p>
-    <w:p>
-      <w:r>
-        <w:t>- Crop</w:t>
-      </w:r>
-    </w:p>
-    <w:p>
-      <w:r>
-        <w:t>- Dataset</w:t>
-      </w:r>
-    </w:p>
-    <w:p>
-      <w:r>
-        <w:t xml:space="preserve">- </w:t>
-      </w:r>
-      <w:proofErr w:type="spellStart"/>
-      <w:r>
-        <w:t>MLModel</w:t>
-      </w:r>
-      <w:proofErr w:type="spellEnd"/>
-    </w:p>
-    <w:p>
-      <w:r>
-        <w:t>- Prediction</w:t>
-      </w:r>
-    </w:p>
-    <w:p>
-      <w:r>
-        <w:t>- Report</w:t>
-      </w:r>
-    </w:p>
-    <w:p>
-      <w:pPr>
-        <w:pStyle w:val="Subtitle"/>
-      </w:pPr>
-      <w:r>
-        <w:t>Each entity contains a unique identifier:</w:t>
-      </w:r>
-    </w:p>
-    <w:p>
-      <w:r>
-        <w:rPr>
-          <w:rStyle w:val="Heading4Char"/>
-        </w:rPr>
-        <w:t>Primary keys                                                                       For</w:t>
-      </w:r>
-      <w:r>
-        <w:rPr>
-          <w:rStyle w:val="Heading4Char"/>
-        </w:rPr>
-        <w:t>eig</w:t>
-      </w:r>
-      <w:r>
-        <w:rPr>
-          <w:rStyle w:val="Heading4Char"/>
-        </w:rPr>
-        <w:t>n keys</w:t>
-      </w:r>
-    </w:p>
-    <w:p>
-      <w:r>
-        <w:t xml:space="preserve">- User: </w:t>
-      </w:r>
-      <w:proofErr w:type="spellStart"/>
-      <w:r>
-        <w:t>user_id</w:t>
-      </w:r>
-      <w:proofErr w:type="spellEnd"/>
-      <w:r>
-        <w:t xml:space="preserve">                                                       - </w:t>
-      </w:r>
-      <w:proofErr w:type="spellStart"/>
-      <w:r>
-        <w:t>SoilData</w:t>
-      </w:r>
-      <w:proofErr w:type="spellEnd"/>
-      <w:r>
-        <w:t xml:space="preserve"> references User through </w:t>
-      </w:r>
-      <w:proofErr w:type="spellStart"/>
-      <w:r>
-        <w:t>user_id</w:t>
-      </w:r>
-      <w:proofErr w:type="spellEnd"/>
-      <w:r>
-        <w:t>.</w:t>
-      </w:r>
-    </w:p>
-    <w:p>
-      <w:r>
-        <w:t xml:space="preserve">- </w:t>
-      </w:r>
-      <w:proofErr w:type="spellStart"/>
-      <w:r>
-        <w:t>SoilData</w:t>
-      </w:r>
-      <w:proofErr w:type="spellEnd"/>
-      <w:r>
-        <w:t xml:space="preserve">: </w:t>
-      </w:r>
-      <w:proofErr w:type="spellStart"/>
-      <w:r>
-        <w:t>soil_id</w:t>
-      </w:r>
-      <w:proofErr w:type="spellEnd"/>
-      <w:r>
-        <w:t xml:space="preserve">                                                   - Prediction references </w:t>
-      </w:r>
-      <w:proofErr w:type="spellStart"/>
-      <w:r>
-        <w:t>SoilData</w:t>
-      </w:r>
-      <w:proofErr w:type="spellEnd"/>
-      <w:r>
-        <w:t xml:space="preserve"> through </w:t>
-      </w:r>
-      <w:proofErr w:type="spellStart"/>
-      <w:r>
-        <w:t>soil_id</w:t>
-      </w:r>
-      <w:proofErr w:type="spellEnd"/>
-      <w:r>
-        <w:t>.</w:t>
-      </w:r>
-    </w:p>
-    <w:p>
-      <w:pPr>
-        <w:ind w:left="0" w:firstLine="0"/>
-      </w:pPr>
-      <w:r>
-        <w:t xml:space="preserve">- Crop: </w:t>
-      </w:r>
-      <w:proofErr w:type="spellStart"/>
-      <w:r>
-        <w:t>crop_id</w:t>
-      </w:r>
-      <w:proofErr w:type="spellEnd"/>
-      <w:r>
-        <w:t xml:space="preserve">                                                       - Prediction references Crop through </w:t>
-      </w:r>
-      <w:proofErr w:type="spellStart"/>
-      <w:r>
-        <w:t>crop_id</w:t>
-      </w:r>
-      <w:proofErr w:type="spellEnd"/>
-      <w:r>
-        <w:t xml:space="preserve">                                                                                        </w:t>
-      </w:r>
-    </w:p>
-    <w:p>
-      <w:r>
-        <w:t xml:space="preserve">- </w:t>
-      </w:r>
-      <w:proofErr w:type="spellStart"/>
-      <w:r>
-        <w:t>MLModel</w:t>
-      </w:r>
-      <w:proofErr w:type="spellEnd"/>
-      <w:r>
-        <w:t xml:space="preserve">: </w:t>
-      </w:r>
-      <w:proofErr w:type="spellStart"/>
-      <w:r>
-        <w:t>model_id</w:t>
-      </w:r>
-      <w:proofErr w:type="spellEnd"/>
-      <w:r>
-        <w:t xml:space="preserve">                                              - Prediction references </w:t>
-      </w:r>
-      <w:proofErr w:type="spellStart"/>
-      <w:r>
-        <w:t>MLModel</w:t>
-      </w:r>
-      <w:proofErr w:type="spellEnd"/>
-      <w:r>
-        <w:t xml:space="preserve"> through </w:t>
-      </w:r>
-      <w:proofErr w:type="spellStart"/>
-      <w:r>
-        <w:t>model_id</w:t>
-      </w:r>
-      <w:proofErr w:type="spellEnd"/>
-      <w:r>
-        <w:t>.</w:t>
-      </w:r>
-    </w:p>
-    <w:p>
-      <w:r>
-        <w:t xml:space="preserve">- Report: </w:t>
-      </w:r>
-      <w:proofErr w:type="spellStart"/>
-      <w:r>
-        <w:t>report_id</w:t>
-      </w:r>
-      <w:proofErr w:type="spellEnd"/>
-      <w:r>
-        <w:t xml:space="preserve">                                                 - Report references Prediction through </w:t>
-      </w:r>
-      <w:proofErr w:type="spellStart"/>
-      <w:r>
-        <w:t>prediction_id</w:t>
-      </w:r>
-      <w:proofErr w:type="spellEnd"/>
-      <w:r>
-        <w:t>.</w:t>
-      </w:r>
-    </w:p>
-    <w:p>
-      <w:r>
-        <w:t xml:space="preserve">- Dataset: </w:t>
-      </w:r>
-      <w:proofErr w:type="spellStart"/>
-      <w:r>
-        <w:t>dataset_id</w:t>
-      </w:r>
-      <w:proofErr w:type="spellEnd"/>
-      <w:r>
-        <w:t xml:space="preserve">   </w:t>
-      </w:r>
-    </w:p>
-    <w:p>
-      <w:r>
-        <w:t xml:space="preserve">- Prediction: </w:t>
-      </w:r>
-      <w:proofErr w:type="spellStart"/>
-      <w:r>
-        <w:t>prediction_id</w:t>
-      </w:r>
-      <w:proofErr w:type="spellEnd"/>
-    </w:p>
-    <w:p/>
-    <w:p>
-      <w:pPr>
-        <w:ind w:left="0" w:firstLine="0"/>
-        <w:rPr>
-          <w:rStyle w:val="IntenseEmphasis"/>
-        </w:rPr>
-      </w:pPr>
-      <w:r>
-        <w:rPr>
-          <w:rStyle w:val="IntenseEmphasis"/>
-        </w:rPr>
-        <w:t>Relationships</w:t>
-      </w:r>
-    </w:p>
-    <w:p>
-      <w:pPr>
-        <w:ind w:left="0" w:firstLine="0"/>
-      </w:pPr>
-      <w:r>
-        <w:t>- A user can submit multiple soil records for analysis.</w:t>
-      </w:r>
-    </w:p>
-    <w:p>
-      <w:r>
-        <w:t>- Each soil record is processed to generate crop recommendations.</w:t>
-      </w:r>
-    </w:p>
-    <w:p>
-      <w:r>
-        <w:t>- A crop may appear in multiple prediction results.</w:t>
-      </w:r>
-    </w:p>
-    <w:p>
-      <w:r>
-        <w:t>- One machine learning model can generate many predictions.</w:t>
-      </w:r>
-    </w:p>
-    <w:p>
-      <w:r>
-        <w:t>- A dataset can be used to train multiple machine learning models.</w:t>
-      </w:r>
-    </w:p>
-    <w:p>
-      <w:r>
-        <w:t>- Prediction outputs are used to generate recommendation reports.</w:t>
-      </w:r>
-    </w:p>
-    <w:p>
-      <w:pPr>
-        <w:rPr>
-          <w:rStyle w:val="IntenseEmphasis"/>
-        </w:rPr>
-      </w:pPr>
-      <w:r>
-        <w:rPr>
-          <w:rStyle w:val="IntenseEmphasis"/>
-        </w:rPr>
-        <w:lastRenderedPageBreak/>
-        <w:t>Database Structure</w:t>
-      </w:r>
-    </w:p>
-    <w:p>
-      <w:pPr>
-        <w:ind w:left="0" w:firstLine="0"/>
-      </w:pPr>
-      <w:r>
-        <w:t>The ERD separates agricultural data, crop information, prediction records, datasets, machine learning models, and reports into distinct entities. This approach improves maintainability, reduces data duplication, and supports efficient storage and retrieval of information.</w:t>
-      </w:r>
-    </w:p>
-    <w:p>
-      <w:pPr>
-        <w:ind w:left="0" w:firstLine="0"/>
-        <w:rPr>
-          <w:rStyle w:val="IntenseEmphasis"/>
-        </w:rPr>
-      </w:pPr>
-      <w:r>
-        <w:rPr>
-          <w:rStyle w:val="IntenseEmphasis"/>
-        </w:rPr>
-        <w:t>The ER model supports:</w:t>
-      </w:r>
-    </w:p>
-    <w:p>
-      <w:pPr>
-        <w:ind w:left="0" w:firstLine="0"/>
-      </w:pPr>
-      <w:r>
-        <w:t>- Collection and management of soil information.</w:t>
-      </w:r>
-    </w:p>
-    <w:p>
-      <w:r>
-        <w:t>- Storage of environmental parameters.</w:t>
-      </w:r>
-    </w:p>
-    <w:p>
-      <w:r>
-        <w:t>- Crop prediction using machine learning techniques.</w:t>
-      </w:r>
-    </w:p>
-    <w:p>
-      <w:r>
-        <w:t>- Management of training datasets and models.</w:t>
-      </w:r>
-    </w:p>
-    <w:p>
-      <w:r>
-        <w:t>- Generation of crop recommendation reports.</w:t>
-      </w:r>
-    </w:p>
-    <w:p>
-      <w:r>
-        <w:t>- Support for data-driven farming decisions.</w:t>
-      </w:r>
-    </w:p>
-    <w:p/>
-    <w:p>
-      <w:pPr>
+          <w:sz w:val="28"/>
+          <w:szCs w:val="28"/>
+        </w:rPr>
+        <w:t>B</w:t>
+      </w:r>
+      <w:r>
         <w:rPr>
           <w:rStyle w:val="IntenseReference"/>
-        </w:rPr>
-      </w:pPr>
-      <w:r>
-        <w:rPr>
-          <w:rStyle w:val="IntenseReference"/>
-        </w:rPr>
-        <w:t>Benefits</w:t>
+          <w:sz w:val="28"/>
+          <w:szCs w:val="28"/>
+        </w:rPr>
+        <w:t>enefits</w:t>
       </w:r>
     </w:p>
     <w:p>
@@ -443,38 +903,36 @@
           <w:smallCaps/>
           <w:color w:val="4472C4" w:themeColor="accent1"/>
           <w:spacing w:val="5"/>
+          <w:sz w:val="24"/>
         </w:rPr>
       </w:pPr>
       <w:r>
         <w:t xml:space="preserve">           </w:t>
       </w:r>
       <w:r>
+        <w:rPr>
+          <w:sz w:val="24"/>
+        </w:rPr>
         <w:t>The proposed database design enables scalability, improves data consistency, and helps deliver accurate crop recommendations to farmers based on soil and environmental conditions.</w:t>
       </w:r>
     </w:p>
     <w:p>
       <w:pPr>
         <w:ind w:left="0" w:firstLine="0"/>
-      </w:pPr>
-    </w:p>
-    <w:p>
-      <w:pPr>
-        <w:ind w:left="0" w:firstLine="0"/>
-      </w:pPr>
-    </w:p>
-    <w:p>
-      <w:pPr>
-        <w:ind w:left="0" w:firstLine="0"/>
+        <w:rPr>
+          <w:sz w:val="24"/>
+        </w:rPr>
       </w:pPr>
       <w:r>
         <w:rPr>
           <w:noProof/>
+          <w:sz w:val="24"/>
         </w:rPr>
         <w:drawing>
-          <wp:inline distT="0" distB="0" distL="0" distR="0" wp14:anchorId="57E2E773" wp14:editId="6CE3DE32">
-            <wp:extent cx="5961380" cy="2913380"/>
-            <wp:effectExtent l="0" t="0" r="1270" b="1270"/>
-            <wp:docPr id="1391734685" name="Picture 1"/>
+          <wp:inline distT="0" distB="0" distL="0" distR="0" wp14:anchorId="7EFD29AE" wp14:editId="164A86A4">
+            <wp:extent cx="6159500" cy="2197100"/>
+            <wp:effectExtent l="0" t="0" r="0" b="0"/>
+            <wp:docPr id="31977747" name="Picture 2"/>
             <wp:cNvGraphicFramePr>
               <a:graphicFrameLocks xmlns:a="http://schemas.openxmlformats.org/drawingml/2006/main" noChangeAspect="1"/>
             </wp:cNvGraphicFramePr>
@@ -482,7 +940,7 @@
               <a:graphicData uri="http://schemas.openxmlformats.org/drawingml/2006/picture">
                 <pic:pic xmlns:pic="http://schemas.openxmlformats.org/drawingml/2006/picture">
                   <pic:nvPicPr>
-                    <pic:cNvPr id="1391734685" name="Picture 1391734685"/>
+                    <pic:cNvPr id="31977747" name="Picture 31977747"/>
                     <pic:cNvPicPr/>
                   </pic:nvPicPr>
                   <pic:blipFill>
@@ -500,7 +958,7 @@
                   <pic:spPr>
                     <a:xfrm>
                       <a:off x="0" y="0"/>
-                      <a:ext cx="5961380" cy="2913380"/>
+                      <a:ext cx="6159500" cy="2197100"/>
                     </a:xfrm>
                     <a:prstGeom prst="rect">
                       <a:avLst/>
